--- a/source/nl/4-choosing-a-model.docx
+++ b/source/nl/4-choosing-a-model.docx
@@ -52,6 +52,45 @@
           <w:szCs w:val="24"/>
         </w:rPr>
         <w:t xml:space="preserve">Versie 1.3  ·  28 september 2026</w:t>
+      </w:r>
+    </w:p>
+    <w:p>
+      <w:pPr>
+        <w:spacing w:before="240" w:after="120"/>
+        <w:jc w:val="center"/>
+      </w:pPr>
+      <w:r>
+        <w:drawing>
+          <wp:inline distT="0" distB="0" distL="0" distR="0">
+            <wp:extent cx="1142307" cy="2160000"/>
+            <wp:docPr id="901" name="Mascot 1" descr="Mascot"/>
+            <a:graphic xmlns:a="http://schemas.openxmlformats.org/drawingml/2006/main">
+              <a:graphicData uri="http://schemas.openxmlformats.org/drawingml/2006/picture">
+                <pic:pic xmlns:pic="http://schemas.openxmlformats.org/drawingml/2006/picture">
+                  <pic:nvPicPr>
+                    <pic:cNvPr id="901" name="img1.png"/>
+                    <pic:cNvPicPr/>
+                  </pic:nvPicPr>
+                  <pic:blipFill>
+                    <a:blip r:embed="rIdImg1"/>
+                    <a:stretch>
+                      <a:fillRect/>
+                    </a:stretch>
+                  </pic:blipFill>
+                  <pic:spPr>
+                    <a:xfrm>
+                      <a:off x="0" y="0"/>
+                      <a:ext cx="1142307" cy="2160000"/>
+                    </a:xfrm>
+                    <a:prstGeom prst="rect">
+                      <a:avLst/>
+                    </a:prstGeom>
+                  </pic:spPr>
+                </pic:pic>
+              </a:graphicData>
+            </a:graphic>
+          </wp:inline>
+        </w:drawing>
       </w:r>
     </w:p>
     <w:p>

--- a/source/nl/4-choosing-a-model.docx
+++ b/source/nl/4-choosing-a-model.docx
@@ -51,7 +51,7 @@
           <w:sz w:val="24"/>
           <w:szCs w:val="24"/>
         </w:rPr>
-        <w:t xml:space="preserve">Versie 1.3  ·  28 september 2026</w:t>
+        <w:t xml:space="preserve">Versie 1.4  ·  29 september 2026</w:t>
       </w:r>
     </w:p>
     <w:p>
@@ -515,7 +515,7 @@
                 <w:sz w:val="22"/>
                 <w:szCs w:val="22"/>
               </w:rPr>
-              <w:t xml:space="preserve">OPMERKING — Gemaakt op 5 september 2026 - laatst bijgewerkt op 28 september 2026</w:t>
+              <w:t xml:space="preserve">OPMERKING — Gemaakt op 5 september 2026 - laatst bijgewerkt op 29 september 2026</w:t>
             </w:r>
           </w:p>
           <w:p>
@@ -601,7 +601,7 @@
           <w:sz w:val="22"/>
           <w:szCs w:val="22"/>
         </w:rPr>
-        <w:t xml:space="preserve">Versienummers staan er niet bij, en die zijn belangrijk. Op het moment van schrijven zijn de huidige versies Haiku 4.5, Sonnet 5, Opus 5.5 en Fable 5.1. Elke nieuwe versie verandert wat goed genoeg betekent, dus gebruik Sonnet betekent eigenlijk gebruik de Sonnet die nu actueel is.</w:t>
+        <w:t xml:space="preserve">Versienummers staan er niet bij, en die zijn belangrijk. Op het moment van schrijven zijn de huidige versies Haiku 4.5, Sonnet 5.5, Opus 5.5 en Fable 5.1. Elke nieuwe versie verandert wat goed genoeg betekent, dus gebruik Sonnet betekent eigenlijk gebruik de Sonnet die nu actueel is.</w:t>
       </w:r>
     </w:p>
     <w:p>
@@ -992,7 +992,7 @@
                 <w:sz w:val="22"/>
                 <w:szCs w:val="22"/>
               </w:rPr>
-              <w:t xml:space="preserve">Sonnet 5</w:t>
+              <w:t xml:space="preserve">Sonnet 5.5</w:t>
             </w:r>
           </w:p>
         </w:tc>
@@ -2328,7 +2328,7 @@
                 <w:sz w:val="22"/>
                 <w:szCs w:val="22"/>
               </w:rPr>
-              <w:t xml:space="preserve">Sonnet 5</w:t>
+              <w:t xml:space="preserve">Sonnet 5.5</w:t>
             </w:r>
           </w:p>
         </w:tc>
@@ -3965,7 +3965,7 @@
           <w:sz w:val="22"/>
           <w:szCs w:val="22"/>
         </w:rPr>
-        <w:t xml:space="preserve">Geen van de vier modellen in deze gids is blijvend. Anthropic haalt oudere versies geleidelijk uit dienst en vervangt ze door nieuwe, zoals Opus 5.5 Opus 5 verving, en Sonnet 5 daarvoor Sonnet 4.6. Haiku 4.5 is bijvoorbeeld maar gegarandeerd tot 15 oktober 2026. Zodra een versie uit dienst is, kun je ze uiteindelijk helemaal niet meer gebruiken, ook al staat ze misschien nog in een ouder document zoals dit. Zie elke tabel hierboven als een momentopname, niet als een vaste referentie; controleer platform.claude.com/docs/en/models best om de paar maanden opnieuw.</w:t>
+        <w:t xml:space="preserve">Geen van de vier modellen in deze gids is blijvend. Anthropic haalt oudere versies geleidelijk uit dienst en vervangt ze door nieuwe, zoals Opus 5.5 Opus 5 verving, en Sonnet 5.5 Sonnet 5. Haiku 4.5 is bijvoorbeeld maar gegarandeerd tot 15 oktober 2026. Zodra een versie uit dienst is, kun je ze uiteindelijk helemaal niet meer gebruiken, ook al staat ze misschien nog in een ouder document zoals dit. Zie elke tabel hierboven als een momentopname, niet als een vaste referentie; controleer platform.claude.com/docs/en/models best om de paar maanden opnieuw.</w:t>
       </w:r>
     </w:p>
     <w:tbl>
@@ -4503,7 +4503,7 @@
         <w:sz w:val="16"/>
         <w:szCs w:val="16"/>
       </w:rPr>
-      <w:t xml:space="preserve">Hans Tandt  ·  AI Guides  ·  Versie 1.3</w:t>
+      <w:t xml:space="preserve">Hans Tandt  ·  AI Guides  ·  Versie 1.4</w:t>
     </w:r>
   </w:p>
 </w:hdr>
